--- a/GIS属性表功能开发记录.docx
+++ b/GIS属性表功能开发记录.docx
@@ -642,6 +642,733 @@
         <w:t>全部 110 项测试通过，无回归。</w:t>
       </w:r>
     </w:p>
+    <w:p>
+      <w:pPr>
+        <w:pStyle w:val="Heading1"/>
+      </w:pPr>
+      <w:r>
+        <w:t>六、空间查询功能开发</w:t>
+      </w:r>
+    </w:p>
+    <w:p>
+      <w:r>
+        <w:t>补充日期：2026-08-01</w:t>
+      </w:r>
+    </w:p>
+    <w:p/>
+    <w:p>
+      <w:pPr>
+        <w:pStyle w:val="Heading2"/>
+      </w:pPr>
+      <w:r>
+        <w:t>6.1 点选查询</w:t>
+      </w:r>
+    </w:p>
+    <w:tbl>
+      <w:tblPr>
+        <w:tblStyle w:val="LightGrid-Accent1"/>
+        <w:tblW w:type="auto" w:w="0"/>
+        <w:tblLayout w:type="autofit"/>
+        <w:tblLook w:firstColumn="1" w:firstRow="1" w:lastColumn="0" w:lastRow="0" w:noHBand="0" w:noVBand="1" w:val="04A0"/>
+      </w:tblPr>
+      <w:tblGrid>
+        <w:gridCol w:w="2880"/>
+        <w:gridCol w:w="2880"/>
+        <w:gridCol w:w="2880"/>
+      </w:tblGrid>
+      <w:tr>
+        <w:tc>
+          <w:tcPr>
+            <w:tcW w:type="dxa" w:w="2880"/>
+          </w:tcPr>
+          <w:p>
+            <w:r>
+              <w:t>项目</w:t>
+            </w:r>
+          </w:p>
+        </w:tc>
+        <w:tc>
+          <w:tcPr>
+            <w:tcW w:type="dxa" w:w="2880"/>
+          </w:tcPr>
+          <w:p>
+            <w:r>
+              <w:t>说明</w:t>
+            </w:r>
+          </w:p>
+        </w:tc>
+        <w:tc>
+          <w:tcPr>
+            <w:tcW w:type="dxa" w:w="2880"/>
+          </w:tcPr>
+          <w:p>
+            <w:r>
+              <w:t>备注</w:t>
+            </w:r>
+          </w:p>
+        </w:tc>
+      </w:tr>
+      <w:tr>
+        <w:tc>
+          <w:tcPr>
+            <w:tcW w:type="dxa" w:w="2880"/>
+          </w:tcPr>
+          <w:p>
+            <w:r>
+              <w:t>应用层方法</w:t>
+            </w:r>
+          </w:p>
+        </w:tc>
+        <w:tc>
+          <w:tcPr>
+            <w:tcW w:type="dxa" w:w="2880"/>
+          </w:tcPr>
+          <w:p>
+            <w:r>
+              <w:t>select_point() 已实现，直接接线</w:t>
+            </w:r>
+          </w:p>
+        </w:tc>
+        <w:tc>
+          <w:tcPr>
+            <w:tcW w:type="dxa" w:w="2880"/>
+          </w:tcPr>
+          <w:p>
+            <w:r>
+              <w:t>GisApplication已有</w:t>
+            </w:r>
+          </w:p>
+        </w:tc>
+      </w:tr>
+      <w:tr>
+        <w:tc>
+          <w:tcPr>
+            <w:tcW w:type="dxa" w:w="2880"/>
+          </w:tcPr>
+          <w:p>
+            <w:r>
+              <w:t>信号</w:t>
+            </w:r>
+          </w:p>
+        </w:tc>
+        <w:tc>
+          <w:tcPr>
+            <w:tcW w:type="dxa" w:w="2880"/>
+          </w:tcPr>
+          <w:p>
+            <w:r>
+              <w:t>point_queried(Point, bool)</w:t>
+            </w:r>
+          </w:p>
+        </w:tc>
+        <w:tc>
+          <w:tcPr>
+            <w:tcW w:type="dxa" w:w="2880"/>
+          </w:tcPr>
+          <w:p>
+            <w:r>
+              <w:t>第二个参数为Shift追加标志</w:t>
+            </w:r>
+          </w:p>
+        </w:tc>
+      </w:tr>
+      <w:tr>
+        <w:tc>
+          <w:tcPr>
+            <w:tcW w:type="dxa" w:w="2880"/>
+          </w:tcPr>
+          <w:p>
+            <w:r>
+              <w:t>快速查询</w:t>
+            </w:r>
+          </w:p>
+        </w:tc>
+        <w:tc>
+          <w:tcPr>
+            <w:tcW w:type="dxa" w:w="2880"/>
+          </w:tcPr>
+          <w:p>
+            <w:r>
+              <w:t>直接取最近要素，无弹窗</w:t>
+            </w:r>
+          </w:p>
+        </w:tc>
+        <w:tc>
+          <w:tcPr>
+            <w:tcW w:type="dxa" w:w="2880"/>
+          </w:tcPr>
+          <w:p>
+            <w:r>
+              <w:t>功能区按钮主点击默认</w:t>
+            </w:r>
+          </w:p>
+        </w:tc>
+      </w:tr>
+      <w:tr>
+        <w:tc>
+          <w:tcPr>
+            <w:tcW w:type="dxa" w:w="2880"/>
+          </w:tcPr>
+          <w:p>
+            <w:r>
+              <w:t>精确查询</w:t>
+            </w:r>
+          </w:p>
+        </w:tc>
+        <w:tc>
+          <w:tcPr>
+            <w:tcW w:type="dxa" w:w="2880"/>
+          </w:tcPr>
+          <w:p>
+            <w:r>
+              <w:t>多候选时弹出列表选择</w:t>
+            </w:r>
+          </w:p>
+        </w:tc>
+        <w:tc>
+          <w:tcPr>
+            <w:tcW w:type="dxa" w:w="2880"/>
+          </w:tcPr>
+          <w:p>
+            <w:r>
+              <w:t>下拉菜单选择</w:t>
+            </w:r>
+          </w:p>
+        </w:tc>
+      </w:tr>
+      <w:tr>
+        <w:tc>
+          <w:tcPr>
+            <w:tcW w:type="dxa" w:w="2880"/>
+          </w:tcPr>
+          <w:p>
+            <w:r>
+              <w:t>几何加权</w:t>
+            </w:r>
+          </w:p>
+        </w:tc>
+        <w:tc>
+          <w:tcPr>
+            <w:tcW w:type="dxa" w:w="2880"/>
+          </w:tcPr>
+          <w:p>
+            <w:r>
+              <w:t>点(0) &lt; 线(1) &lt; 面(2)，按容差1%罚分</w:t>
+            </w:r>
+          </w:p>
+        </w:tc>
+        <w:tc>
+          <w:tcPr>
+            <w:tcW w:type="dxa" w:w="2880"/>
+          </w:tcPr>
+          <w:p>
+            <w:r>
+              <w:t>解决点击面内河被面抢走问题</w:t>
+            </w:r>
+          </w:p>
+        </w:tc>
+      </w:tr>
+      <w:tr>
+        <w:tc>
+          <w:tcPr>
+            <w:tcW w:type="dxa" w:w="2880"/>
+          </w:tcPr>
+          <w:p>
+            <w:r>
+              <w:t>Shift连续</w:t>
+            </w:r>
+          </w:p>
+        </w:tc>
+        <w:tc>
+          <w:tcPr>
+            <w:tcW w:type="dxa" w:w="2880"/>
+          </w:tcPr>
+          <w:p>
+            <w:r>
+              <w:t>Shift+点击追加/切换选中，工具保持激活</w:t>
+            </w:r>
+          </w:p>
+        </w:tc>
+        <w:tc>
+          <w:tcPr>
+            <w:tcW w:type="dxa" w:w="2880"/>
+          </w:tcPr>
+          <w:p>
+            <w:r>
+              <w:t>Esc退出查询工具</w:t>
+            </w:r>
+          </w:p>
+        </w:tc>
+      </w:tr>
+    </w:tbl>
+    <w:p/>
+    <w:p>
+      <w:pPr>
+        <w:pStyle w:val="Heading2"/>
+      </w:pPr>
+      <w:r>
+        <w:t>6.2 框选查询</w:t>
+      </w:r>
+    </w:p>
+    <w:tbl>
+      <w:tblPr>
+        <w:tblStyle w:val="LightGrid-Accent1"/>
+        <w:tblW w:type="auto" w:w="0"/>
+        <w:tblLayout w:type="autofit"/>
+        <w:tblLook w:firstColumn="1" w:firstRow="1" w:lastColumn="0" w:lastRow="0" w:noHBand="0" w:noVBand="1" w:val="04A0"/>
+      </w:tblPr>
+      <w:tblGrid>
+        <w:gridCol w:w="2880"/>
+        <w:gridCol w:w="2880"/>
+        <w:gridCol w:w="2880"/>
+      </w:tblGrid>
+      <w:tr>
+        <w:tc>
+          <w:tcPr>
+            <w:tcW w:type="dxa" w:w="2880"/>
+          </w:tcPr>
+          <w:p>
+            <w:r>
+              <w:t>项目</w:t>
+            </w:r>
+          </w:p>
+        </w:tc>
+        <w:tc>
+          <w:tcPr>
+            <w:tcW w:type="dxa" w:w="2880"/>
+          </w:tcPr>
+          <w:p>
+            <w:r>
+              <w:t>说明</w:t>
+            </w:r>
+          </w:p>
+        </w:tc>
+        <w:tc>
+          <w:tcPr>
+            <w:tcW w:type="dxa" w:w="2880"/>
+          </w:tcPr>
+          <w:p>
+            <w:r>
+              <w:t>备注</w:t>
+            </w:r>
+          </w:p>
+        </w:tc>
+      </w:tr>
+      <w:tr>
+        <w:tc>
+          <w:tcPr>
+            <w:tcW w:type="dxa" w:w="2880"/>
+          </w:tcPr>
+          <w:p>
+            <w:r>
+              <w:t>应用层方法</w:t>
+            </w:r>
+          </w:p>
+        </w:tc>
+        <w:tc>
+          <w:tcPr>
+            <w:tcW w:type="dxa" w:w="2880"/>
+          </w:tcPr>
+          <w:p>
+            <w:r>
+              <w:t>select_rectangle() 已实现，直接接线</w:t>
+            </w:r>
+          </w:p>
+        </w:tc>
+        <w:tc>
+          <w:tcPr>
+            <w:tcW w:type="dxa" w:w="2880"/>
+          </w:tcPr>
+          <w:p>
+            <w:r>
+              <w:t>GisApplication已有</w:t>
+            </w:r>
+          </w:p>
+        </w:tc>
+      </w:tr>
+      <w:tr>
+        <w:tc>
+          <w:tcPr>
+            <w:tcW w:type="dxa" w:w="2880"/>
+          </w:tcPr>
+          <w:p>
+            <w:r>
+              <w:t>信号</w:t>
+            </w:r>
+          </w:p>
+        </w:tc>
+        <w:tc>
+          <w:tcPr>
+            <w:tcW w:type="dxa" w:w="2880"/>
+          </w:tcPr>
+          <w:p>
+            <w:r>
+              <w:t>rectangle_queried(Polygon, bool)</w:t>
+            </w:r>
+          </w:p>
+        </w:tc>
+        <w:tc>
+          <w:tcPr>
+            <w:tcW w:type="dxa" w:w="2880"/>
+          </w:tcPr>
+          <w:p>
+            <w:r>
+              <w:t>第二个参数为Shift追加标志</w:t>
+            </w:r>
+          </w:p>
+        </w:tc>
+      </w:tr>
+      <w:tr>
+        <w:tc>
+          <w:tcPr>
+            <w:tcW w:type="dxa" w:w="2880"/>
+          </w:tcPr>
+          <w:p>
+            <w:r>
+              <w:t>橡皮筋复用</w:t>
+            </w:r>
+          </w:p>
+        </w:tc>
+        <w:tc>
+          <w:tcPr>
+            <w:tcW w:type="dxa" w:w="2880"/>
+          </w:tcPr>
+          <w:p>
+            <w:r>
+              <w:t>沿用框选放大的QRubberBand逻辑</w:t>
+            </w:r>
+          </w:p>
+        </w:tc>
+        <w:tc>
+          <w:tcPr>
+            <w:tcW w:type="dxa" w:w="2880"/>
+          </w:tcPr>
+          <w:p>
+            <w:r>
+              <w:t>map_canvas复用</w:t>
+            </w:r>
+          </w:p>
+        </w:tc>
+      </w:tr>
+      <w:tr>
+        <w:tc>
+          <w:tcPr>
+            <w:tcW w:type="dxa" w:w="2880"/>
+          </w:tcPr>
+          <w:p>
+            <w:r>
+              <w:t>Shift追加</w:t>
+            </w:r>
+          </w:p>
+        </w:tc>
+        <w:tc>
+          <w:tcPr>
+            <w:tcW w:type="dxa" w:w="2880"/>
+          </w:tcPr>
+          <w:p>
+            <w:r>
+              <w:t>框内要素合并到已有选择（去重）</w:t>
+            </w:r>
+          </w:p>
+        </w:tc>
+        <w:tc>
+          <w:tcPr>
+            <w:tcW w:type="dxa" w:w="2880"/>
+          </w:tcPr>
+          <w:p>
+            <w:r/>
+          </w:p>
+        </w:tc>
+      </w:tr>
+    </w:tbl>
+    <w:p/>
+    <w:p>
+      <w:pPr>
+        <w:pStyle w:val="Heading2"/>
+      </w:pPr>
+      <w:r>
+        <w:t>6.3 属性查询</w:t>
+      </w:r>
+    </w:p>
+    <w:tbl>
+      <w:tblPr>
+        <w:tblStyle w:val="LightGrid-Accent1"/>
+        <w:tblW w:type="auto" w:w="0"/>
+        <w:tblLayout w:type="autofit"/>
+        <w:tblLook w:firstColumn="1" w:firstRow="1" w:lastColumn="0" w:lastRow="0" w:noHBand="0" w:noVBand="1" w:val="04A0"/>
+      </w:tblPr>
+      <w:tblGrid>
+        <w:gridCol w:w="2880"/>
+        <w:gridCol w:w="2880"/>
+        <w:gridCol w:w="2880"/>
+      </w:tblGrid>
+      <w:tr>
+        <w:tc>
+          <w:tcPr>
+            <w:tcW w:type="dxa" w:w="2880"/>
+          </w:tcPr>
+          <w:p>
+            <w:r>
+              <w:t>项目</w:t>
+            </w:r>
+          </w:p>
+        </w:tc>
+        <w:tc>
+          <w:tcPr>
+            <w:tcW w:type="dxa" w:w="2880"/>
+          </w:tcPr>
+          <w:p>
+            <w:r>
+              <w:t>说明</w:t>
+            </w:r>
+          </w:p>
+        </w:tc>
+        <w:tc>
+          <w:tcPr>
+            <w:tcW w:type="dxa" w:w="2880"/>
+          </w:tcPr>
+          <w:p>
+            <w:r>
+              <w:t>备注</w:t>
+            </w:r>
+          </w:p>
+        </w:tc>
+      </w:tr>
+      <w:tr>
+        <w:tc>
+          <w:tcPr>
+            <w:tcW w:type="dxa" w:w="2880"/>
+          </w:tcPr>
+          <w:p>
+            <w:r>
+              <w:t>应用层方法</w:t>
+            </w:r>
+          </w:p>
+        </w:tc>
+        <w:tc>
+          <w:tcPr>
+            <w:tcW w:type="dxa" w:w="2880"/>
+          </w:tcPr>
+          <w:p>
+            <w:r>
+              <w:t>select_by_attribute(layer_id, field, op, value)</w:t>
+            </w:r>
+          </w:p>
+        </w:tc>
+        <w:tc>
+          <w:tcPr>
+            <w:tcW w:type="dxa" w:w="2880"/>
+          </w:tcPr>
+          <w:p>
+            <w:r>
+              <w:t>新增</w:t>
+            </w:r>
+          </w:p>
+        </w:tc>
+      </w:tr>
+      <w:tr>
+        <w:tc>
+          <w:tcPr>
+            <w:tcW w:type="dxa" w:w="2880"/>
+          </w:tcPr>
+          <w:p>
+            <w:r>
+              <w:t>匹配函数</w:t>
+            </w:r>
+          </w:p>
+        </w:tc>
+        <w:tc>
+          <w:tcPr>
+            <w:tcW w:type="dxa" w:w="2880"/>
+          </w:tcPr>
+          <w:p>
+            <w:r>
+              <w:t>_attribute_match() 模块级函数</w:t>
+            </w:r>
+          </w:p>
+        </w:tc>
+        <w:tc>
+          <w:tcPr>
+            <w:tcW w:type="dxa" w:w="2880"/>
+          </w:tcPr>
+          <w:p>
+            <w:r>
+              <w:t>先尝试数值比较，回退字符串</w:t>
+            </w:r>
+          </w:p>
+        </w:tc>
+      </w:tr>
+      <w:tr>
+        <w:tc>
+          <w:tcPr>
+            <w:tcW w:type="dxa" w:w="2880"/>
+          </w:tcPr>
+          <w:p>
+            <w:r>
+              <w:t>对话框</w:t>
+            </w:r>
+          </w:p>
+        </w:tc>
+        <w:tc>
+          <w:tcPr>
+            <w:tcW w:type="dxa" w:w="2880"/>
+          </w:tcPr>
+          <w:p>
+            <w:r>
+              <w:t>AttributeQueryDialog：图层/字段/运算符/值</w:t>
+            </w:r>
+          </w:p>
+        </w:tc>
+        <w:tc>
+          <w:tcPr>
+            <w:tcW w:type="dxa" w:w="2880"/>
+          </w:tcPr>
+          <w:p>
+            <w:r>
+              <w:t>表达式实时预览</w:t>
+            </w:r>
+          </w:p>
+        </w:tc>
+      </w:tr>
+      <w:tr>
+        <w:tc>
+          <w:tcPr>
+            <w:tcW w:type="dxa" w:w="2880"/>
+          </w:tcPr>
+          <w:p>
+            <w:r>
+              <w:t>支持运算符</w:t>
+            </w:r>
+          </w:p>
+        </w:tc>
+        <w:tc>
+          <w:tcPr>
+            <w:tcW w:type="dxa" w:w="2880"/>
+          </w:tcPr>
+          <w:p>
+            <w:r>
+              <w:t>= ≠ &gt; &lt; ≥ ≤ 包含 为空 不为空</w:t>
+            </w:r>
+          </w:p>
+        </w:tc>
+        <w:tc>
+          <w:tcPr>
+            <w:tcW w:type="dxa" w:w="2880"/>
+          </w:tcPr>
+          <w:p>
+            <w:r>
+              <w:t>共9种</w:t>
+            </w:r>
+          </w:p>
+        </w:tc>
+      </w:tr>
+    </w:tbl>
+    <w:p/>
+    <w:p>
+      <w:pPr>
+        <w:pStyle w:val="Heading2"/>
+      </w:pPr>
+      <w:r>
+        <w:t>6.4 Ctrl+Z / Ctrl+Shift+Z 撤销重做</w:t>
+      </w:r>
+    </w:p>
+    <w:p>
+      <w:r>
+        <w:t>三种查询操作均支持撤销/重做：查询前捕获全部图层选择状态→查询→推入撤销栈（before/after选择快照）。Ctrl+Z恢复到查询前选择，Ctrl+Shift+Z重做查询。</w:t>
+      </w:r>
+    </w:p>
+    <w:p/>
+    <w:p>
+      <w:pPr>
+        <w:pStyle w:val="Heading2"/>
+      </w:pPr>
+      <w:r>
+        <w:t>6.5 功能区下拉按钮</w:t>
+      </w:r>
+    </w:p>
+    <w:p>
+      <w:r>
+        <w:t>RibbonActionSpec 新增 children 字段支持下拉菜单。点选查询按钮拆分为快速查询/精确查询两个子项，通过 QToolButton.setMenu() 实现。</w:t>
+      </w:r>
+    </w:p>
+    <w:p/>
+    <w:p>
+      <w:pPr>
+        <w:pStyle w:val="Heading1"/>
+      </w:pPr>
+      <w:r>
+        <w:t>七、本次新增/修改文件</w:t>
+      </w:r>
+    </w:p>
+    <w:p>
+      <w:r>
+        <w:rPr>
+          <w:b/>
+        </w:rPr>
+        <w:t>app/presentation/widgets/attribute_query_dialog.py</w:t>
+      </w:r>
+      <w:r>
+        <w:t xml:space="preserve"> — 新增：属性查询对话框，支持9种运算符+表达式预览</w:t>
+      </w:r>
+    </w:p>
+    <w:p>
+      <w:r>
+        <w:rPr>
+          <w:b/>
+        </w:rPr>
+        <w:t>app/application/gis_application.py</w:t>
+      </w:r>
+      <w:r>
+        <w:t xml:space="preserve"> — 新增select_by_attribute方法、identify_features方法、_attribute_match函数；select_point/select_rectangle加add_to_selection参数和几何加权</w:t>
+      </w:r>
+    </w:p>
+    <w:p>
+      <w:r>
+        <w:rPr>
+          <w:b/>
+        </w:rPr>
+        <w:t>app/presentation/main_window.py</w:t>
+      </w:r>
+      <w:r>
+        <w:t xml:space="preserve"> — 接线三种查询+撤销重做+Shift追加+Esc退出+快速/精确分流</w:t>
+      </w:r>
+    </w:p>
+    <w:p>
+      <w:r>
+        <w:rPr>
+          <w:b/>
+        </w:rPr>
+        <w:t>app/presentation/widgets/map_canvas.py</w:t>
+      </w:r>
+      <w:r>
+        <w:t xml:space="preserve"> — 加点选/框选查询工具模式、Esc退出、screen→map坐标转换、map_units_per_pixel属性</w:t>
+      </w:r>
+    </w:p>
+    <w:p>
+      <w:r>
+        <w:rPr>
+          <w:b/>
+        </w:rPr>
+        <w:t>app/presentation/widgets/ribbon_bar.py</w:t>
+      </w:r>
+      <w:r>
+        <w:t xml:space="preserve"> — RibbonActionSpec加children字段、_create_button支持下拉菜单</w:t>
+      </w:r>
+    </w:p>
+    <w:p/>
+    <w:p>
+      <w:pPr>
+        <w:pStyle w:val="Heading1"/>
+      </w:pPr>
+      <w:r>
+        <w:t>八、测试结果</w:t>
+      </w:r>
+    </w:p>
+    <w:p>
+      <w:r>
+        <w:t>全部 110 项测试通过，无回归。</w:t>
+      </w:r>
+    </w:p>
     <w:sectPr>
       <w:pgSz w:w="12240" w:h="15840"/>
       <w:pgMar w:top="1440" w:right="1800" w:bottom="1440" w:left="1800" w:header="720" w:footer="720" w:gutter="0"/>
